--- a/2A_覓食偏好、印記與反射咬餌.docx
+++ b/2A_覓食偏好、印記與反射咬餌.docx
@@ -48,27 +48,27 @@
     </w:p>
     <w:p>
       <w:r>
-        <w:t xml:space="preserve">• 北部水體地球化學：極育土，pH 4.5–5.5，高嶺石 Zeta 電位 -15 至 -40 mV，絮凝沉降 &gt;0.35 m/day，濁度恢復 48–72 hr</w:t>
-      </w:r>
-    </w:p>
-    <w:p>
-      <w:r>
-        <w:t xml:space="preserve">• 南部水體地球化學：新成土，pH 6.5–7.5+，伊利石/蒙脫石 Zeta 電位 -42 至 -52 mV，未絮凝沉降 0.35 m/day，濁度持續 14–30 天</w:t>
-      </w:r>
-    </w:p>
-    <w:p>
-      <w:r>
-        <w:t xml:space="preserve">• 季節水溫差：南部夏季水溫高出北部 3.4–3.8°C；30°C 溶氧飽和值 7.55 mg/L；35°C 為 6.94 mg/L</w:t>
-      </w:r>
-    </w:p>
-    <w:p>
-      <w:r>
-        <w:t xml:space="preserve">• 底棲缺氧閾值：Eh &lt; -150 mV → H₂S 釋放（0.8 m 深峰值 8.5 mg/L）；甲烷氧化耗氧速率 10–60 nmol/g/hr</w:t>
-      </w:r>
-    </w:p>
-    <w:p>
-      <w:r>
-        <w:t xml:space="preserve">• 淺水管理池深度基準：平均 1.5–2.0 m（南北共用）；氣壓驟降 53 hPa 對應強制下潛 53 cm</w:t>
+        <w:t>• 北部水體地球化學：極育土，pH 4.5–5.5，高嶺石 Zeta 電位 -15 至 -40 mV，絮凝沉降 &gt;0.35 m/day，濁度恢復 48–72 hr [B0-02]</w:t>
+      </w:r>
+    </w:p>
+    <w:p>
+      <w:r>
+        <w:t>• 南部水體地球化學：新成土，pH 6.5–7.5+，伊利石/蒙脫石 Zeta 電位 -42 至 -52 mV，未絮凝沉降 0.35 m/day，濁度持續 14–30 天 [B0-03]</w:t>
+      </w:r>
+    </w:p>
+    <w:p>
+      <w:r>
+        <w:t>• 季節水溫差：南部夏季水溫高出北部 3.4–3.8°C；30°C 溶氧飽和值 7.55 mg/L；35°C 為 6.94 mg/L [B0-08]</w:t>
+      </w:r>
+    </w:p>
+    <w:p>
+      <w:r>
+        <w:t>• 底棲缺氧閾值：Eh &lt; -150 mV → H₂S 釋放（0.8 m 深峰值 8.5 mg/L）；甲烷氧化耗氧速率 10–60 nmol/g/hr [B0-11]</w:t>
+      </w:r>
+    </w:p>
+    <w:p>
+      <w:r>
+        <w:t>• 淺水管理池深度基準：平均 1.5–2.0 m（南北共用）；氣壓驟降 53 hPa 對應強制下潛 53 cm [V1A-01, V1A-02]</w:t>
       </w:r>
     </w:p>
     <w:p>

--- a/2A_覓食偏好、印記與反射咬餌.docx
+++ b/2A_覓食偏好、印記與反射咬餌.docx
@@ -3,6 +3,69 @@
 <w:document xmlns:mc="http://schemas.openxmlformats.org/markup-compatibility/2006" xmlns:o="urn:schemas-microsoft-com:office:office" xmlns:r="http://schemas.openxmlformats.org/officeDocument/2006/relationships" xmlns:m="http://schemas.openxmlformats.org/officeDocument/2006/math" xmlns:v="urn:schemas-microsoft-com:vml" xmlns:wp="http://schemas.openxmlformats.org/drawingml/2006/wordprocessingDrawing" xmlns:w10="urn:schemas-microsoft-com:office:word" xmlns:w="http://schemas.openxmlformats.org/wordprocessingml/2006/main" xmlns:wne="http://schemas.microsoft.com/office/word/2006/wordml" xmlns:sl="http://schemas.openxmlformats.org/schemaLibrary/2006/main" xmlns:a="http://schemas.openxmlformats.org/drawingml/2006/main" xmlns:pic="http://schemas.openxmlformats.org/drawingml/2006/picture" xmlns:c="http://schemas.openxmlformats.org/drawingml/2006/chart" xmlns:lc="http://schemas.openxmlformats.org/drawingml/2006/lockedCanvas" xmlns:dgm="http://schemas.openxmlformats.org/drawingml/2006/diagram" xmlns:wps="http://schemas.microsoft.com/office/word/2010/wordprocessingShape" xmlns:wpg="http://schemas.microsoft.com/office/word/2010/wordprocessingGroup" xmlns:w14="http://schemas.microsoft.com/office/word/2010/wordml" xmlns:w15="http://schemas.microsoft.com/office/word/2012/wordml" xmlns:w16="http://schemas.microsoft.com/office/word/2018/wordml" xmlns:w16cex="http://schemas.microsoft.com/office/word/2018/wordml/cex" xmlns:w16cid="http://schemas.microsoft.com/office/word/2016/wordml/cid" xmlns="http://schemas.microsoft.com/office/tasks/2019/documenttasks" xmlns:cr="http://schemas.microsoft.com/office/comments/2020/reactions">
   <w:body>
     <w:p>
+      <w:pPr/>
+      <w:r>
+        <w:rPr/>
+        <w:t xml:space="preserve">---</w:t>
+      </w:r>
+    </w:p>
+    <w:p>
+      <w:pPr/>
+      <w:r>
+        <w:rPr/>
+        <w:t xml:space="preserve">Title: 卷 2A：覓食偏好、印記與反射咬餌</w:t>
+      </w:r>
+    </w:p>
+    <w:p>
+      <w:pPr/>
+      <w:r>
+        <w:rPr/>
+        <w:t xml:space="preserve">Volume_ID: 2A</w:t>
+      </w:r>
+    </w:p>
+    <w:p>
+      <w:pPr/>
+      <w:r>
+        <w:rPr/>
+        <w:t xml:space="preserve">Upstream_Required: 0D 報告（Baseline_Facts B0-*）；可選：1A 報告</w:t>
+      </w:r>
+    </w:p>
+    <w:p>
+      <w:pPr/>
+      <w:r>
+        <w:rPr/>
+        <w:t xml:space="preserve">Core_Parameters: 獵物尺寸比 TL%、能量效益比 kcal/g、皮質醇閾值 ng/mL、最小反應速度閾值 m/s、Weber 分數</w:t>
+      </w:r>
+    </w:p>
+    <w:p>
+      <w:pPr/>
+      <w:r>
+        <w:rPr/>
+        <w:t xml:space="preserve">Key_Mechanisms: OFT 能量最佳化、飼料印記、皮層下反射咬餌、光譜衰減視覺限制</w:t>
+      </w:r>
+    </w:p>
+    <w:p>
+      <w:pPr/>
+      <w:r>
+        <w:rPr/>
+        <w:t xml:space="preserve">Version: v1.0（Gemini Deep Research 初版 ＋ 結構補強補丁）</w:t>
+      </w:r>
+    </w:p>
+    <w:p>
+      <w:pPr/>
+      <w:r>
+        <w:rPr/>
+        <w:t xml:space="preserve">Carry_Forward_To: 2C（視線軸向與假餌操作）／3A（高壓誘咬）／3B（極端情境戰術）</w:t>
+      </w:r>
+    </w:p>
+    <w:p>
+      <w:pPr/>
+      <w:r>
+        <w:rPr/>
+        <w:t xml:space="preserve">---</w:t>
+      </w:r>
+    </w:p>
+    <w:p>
       <w:pPr>
         <w:pStyle w:val="Heading1"/>
         <w:pBdr>
@@ -68,7 +131,7 @@
     </w:p>
     <w:p>
       <w:r>
-        <w:t>• 淺水管理池深度基準：平均 1.5–2.0 m（南北共用）；氣壓驟降 53 hPa 對應強制下潛 53 cm [V1A-01, V1A-02]</w:t>
+        <w:t>• 淺水管理池深度基準：平均 1.5–2.0 m（南北共用）；氣壓驟降 53 hPa 對應強制下潛 53 cm [1A-01, 1A-02]</w:t>
       </w:r>
     </w:p>
     <w:p>
@@ -9737,7 +9800,7 @@
           <w:color w:val="1f1f1f"/>
           <w:rtl w:val="0"/>
         </w:rPr>
-        <w:t xml:space="preserve">[V2A-01]：台灣北部水體（pH 4.5-5.5）由於高嶺石絮凝作用，表現出快速的濁度恢復（48-72小時），而南部水體（pH 6.5-7.5）由於極端的負 Zeta 電位排斥，經歷長時間的濁度（14-30天），從根本上改變了視覺狩獵窗口。[信心等級：高]。</w:t>
+        <w:t>[2A-01]：台灣北部水體（pH 4.5-5.5）由於高嶺石絮凝作用，表現出快速的濁度恢復（48-72小時），而南部水體（pH 6.5-7.5）由於極端的負 Zeta 電位排斥，經歷長時間的濁度（14-30天），從根本上改變了視覺狩獵窗口。[信心等級：高]。</w:t>
       </w:r>
     </w:p>
     <w:p>
@@ -9762,7 +9825,7 @@
           <w:color w:val="1f1f1f"/>
           <w:rtl w:val="0"/>
         </w:rPr>
-        <w:t xml:space="preserve">[V2A-02]：夏季淺水池缺乏曝氣與熱分層會導致底棲 Eh 崩跌至 -150 mV 以下，觸發劇毒硫化氫釋放（8.5 mg/L），並迫使黑鱸進入中層微氧避難所，引發完全的代謝 Lockjaw（關機狀態）。[信心等級：高]。</w:t>
+        <w:t>[2A-02]：夏季淺水池缺乏曝氣與熱分層會導致底棲 Eh 崩跌至 -150 mV 以下，觸發劇毒硫化氫釋放（8.5 mg/L），並迫使黑鱸進入中層微氧避難所，引發完全的代謝 Lockjaw（關機狀態）。[信心等級：高]。</w:t>
       </w:r>
     </w:p>
     <w:p>
@@ -9787,7 +9850,7 @@
           <w:color w:val="1f1f1f"/>
           <w:rtl w:val="0"/>
         </w:rPr>
-        <w:t xml:space="preserve">[V2A-03]：基於最佳覓食理論，大嘴黑鱸的理想獵物大小範圍為其總長度的 22% 至 29%（例如 350 mm 黑鱸為 77-101 mm）；超過此閾值會指數級增加處理時間與無氧白肌耗竭（LDH 飆升）。[信心等級：高]。</w:t>
+        <w:t>[2A-03]：基於最佳覓食理論，大嘴黑鱸的理想獵物大小範圍為其總長度的 22% 至 29%（例如 350 mm 黑鱸為 77-101 mm）；超過此閾值會指數級增加處理時間與無氧白肌耗竭（LDH 飆升）。[信心等級：高]。</w:t>
       </w:r>
     </w:p>
     <w:p>
@@ -9812,7 +9875,7 @@
           <w:color w:val="1f1f1f"/>
           <w:rtl w:val="0"/>
         </w:rPr>
-        <w:t xml:space="preserve">[V2A-04]：澤蛙蝌蚪 (</w:t>
+        <w:t>[2A-04]：澤蛙蝌蚪 (</w:t>
       </w:r>
       <w:r>
         <w:rPr>
@@ -9873,7 +9936,7 @@
           <w:color w:val="1f1f1f"/>
           <w:rtl w:val="0"/>
         </w:rPr>
-        <w:t xml:space="preserve">[V2A-05]：養殖的黑鱸經歷了嚴重的顆粒飼料印記，需要數週至數月的時間才能識別野生獵物，在此期間牠們依賴先天、未經計算的反射性攻擊，使其暫時極易受到垂直下沉的人工假餌的影響。[信心等級：高]。</w:t>
+        <w:t>[2A-05]：養殖的黑鱸經歷了嚴重的顆粒飼料印記，需要數週至數月的時間才能識別野生獵物，在此期間牠們依賴先天、未經計算的反射性攻擊，使其暫時極易受到垂直下沉的人工假餌的影響。[信心等級：高]。</w:t>
       </w:r>
     </w:p>
     <w:p>
@@ -9898,7 +9961,7 @@
           <w:color w:val="1f1f1f"/>
           <w:rtl w:val="0"/>
         </w:rPr>
-        <w:t xml:space="preserve">[V2A-06]：急性釣魚壓力引發極端的皮質醇飆升（&gt;150 ng/mL），在端腦中迅速鞏固對假餌的負面情節記憶，推動漁業誘發演化 (FIE) 朝向具有先天假餌迴避與過度警覺的族群發展。[信心等級：高]。</w:t>
+        <w:t>[2A-06]：急性釣魚壓力引發極端的皮質醇飆升（&gt;150 ng/mL），在端腦中迅速鞏固對假餌的負面情節記憶，推動漁業誘發演化 (FIE) 朝向具有先天假餌迴避與過度警覺的族群發展。[信心等級：高]。</w:t>
       </w:r>
     </w:p>
     <w:p>
@@ -9923,7 +9986,7 @@
           <w:color w:val="1f1f1f"/>
           <w:rtl w:val="0"/>
         </w:rPr>
-        <w:t xml:space="preserve">[V2A-07]：真骨魚類的視頂蓋（上丘）繞過較慢的視覺皮層，在 30-50 ms 內處理快速的視覺瞬變，使反射性攻擊與認知飽足和飢餓狀態脫鉤。[信心等級：高]。</w:t>
+        <w:t>[2A-07]：真骨魚類的視頂蓋（上丘）繞過較慢的視覺皮層，在 30-50 ms 內處理快速的視覺瞬變，使反射性攻擊與認知飽足和飢餓狀態脫鉤。[信心等級：高]。</w:t>
       </w:r>
     </w:p>
     <w:p>
@@ -9948,7 +10011,7 @@
           <w:color w:val="1f1f1f"/>
           <w:rtl w:val="0"/>
         </w:rPr>
-        <w:t xml:space="preserve">[V2A-08]：為了觸發非自願的皮層下反射性攻擊並防止皮層否決，假餌必須以 1.5 至 1.8 m/s 的最小線性速度閾值穿過黑鱸的雙眼攻擊窗口。[信心等級：高]。</w:t>
+        <w:t>[2A-08]：為了觸發非自願的皮層下反射性攻擊並防止皮層否決，假餌必須以 1.5 至 1.8 m/s 的最小線性速度閾值穿過黑鱸的雙眼攻擊窗口。[信心等級：高]。</w:t>
       </w:r>
     </w:p>
     <w:p>
@@ -9973,7 +10036,7 @@
           <w:color w:val="1f1f1f"/>
           <w:rtl w:val="0"/>
         </w:rPr>
-        <w:t xml:space="preserve">[V2A-09]：北部腐植酸水域由 CDOM 主導，呈指數級吸收藍光/紫外光；而南部優養化水域由微囊藻主導，其藻藍蛋白專門在 620 nm 處吸收紅光。[信心等級：高]。</w:t>
+        <w:t>[2A-09]：北部腐植酸水域由 CDOM 主導，呈指數級吸收藍光/紫外光；而南部優養化水域由微囊藻主導，其藻藍蛋白專門在 620 nm 處吸收紅光。[信心等級：高]。</w:t>
       </w:r>
     </w:p>
     <w:p>
@@ -9998,7 +10061,7 @@
           <w:color w:val="1f1f1f"/>
           <w:rtl w:val="0"/>
         </w:rPr>
-        <w:t xml:space="preserve">[V2A-10]：大嘴黑鱸是二色視覺動物，擁有峰值在 535 nm（綠色）的單錐細胞、614 nm（紅色）的雙錐細胞，以及 528 nm 的視桿細胞；牠們完全缺乏短波長（藍色）的視錐細胞。[信心等級：高]。</w:t>
+        <w:t>[2A-10]：大嘴黑鱸是二色視覺動物，擁有峰值在 535 nm（綠色）的單錐細胞、614 nm（紅色）的雙錐細胞，以及 528 nm 的視桿細胞；牠們完全缺乏短波長（藍色）的視錐細胞。[信心等級：高]。</w:t>
       </w:r>
     </w:p>
     <w:p>
@@ -10023,7 +10086,7 @@
           <w:color w:val="1f1f1f"/>
           <w:rtl w:val="0"/>
         </w:rPr>
-        <w:t xml:space="preserve">[V2A-11]：根據韋伯定律，黑鱸要將假餌與背景空間光區分開來，其特定視覺敏感波段內的最小光譜對比度閾值 (</w:t>
+        <w:t>[2A-11]：根據韋伯定律，黑鱸要將假餌與背景空間光區分開來，其特定視覺敏感波段內的最小光譜對比度閾值 (</w:t>
       </w:r>
       <w:r>
         <w:rPr>
@@ -10140,7 +10203,7 @@
           <w:color w:val="1f1f1f"/>
           <w:rtl w:val="0"/>
         </w:rPr>
-        <w:t xml:space="preserve">[V2A-S1]：頰紋鰕虎 </w:t>
+        <w:t xml:space="preserve">[2A-S1]：頰紋鰕虎 </w:t>
       </w:r>
       <w:r>
         <w:rPr>
@@ -10214,7 +10277,7 @@
           <w:color w:val="1f1f1f"/>
           <w:rtl w:val="0"/>
         </w:rPr>
-        <w:t xml:space="preserve">Carry_Forward_To_Volume2C:</w:t>
+        <w:t>Carry_Forward_To_2C:</w:t>
       </w:r>
     </w:p>
     <w:p>
@@ -10452,7 +10515,7 @@
           <w:color w:val="1f1f1f"/>
           <w:rtl w:val="0"/>
         </w:rPr>
-        <w:t xml:space="preserve">(d) 參考文獻：[V2A-09], [V2A-10], [V2A-11]</w:t>
+        <w:t>(d) 參考文獻：[2A-09], [2A-10], [2A-11]</w:t>
       </w:r>
     </w:p>
     <w:p>
@@ -10477,7 +10540,7 @@
           <w:color w:val="1f1f1f"/>
           <w:rtl w:val="0"/>
         </w:rPr>
-        <w:t xml:space="preserve">Carry_Forward_To_Volume3:</w:t>
+        <w:t>Carry_Forward_To_3A_3B（高壓誘咬與極端情境戰術）:</w:t>
       </w:r>
     </w:p>
     <w:p>
@@ -10577,7 +10640,37 @@
           <w:color w:val="1f1f1f"/>
           <w:rtl w:val="0"/>
         </w:rPr>
-        <w:t xml:space="preserve">(d) 參考文獻：[V2A-03], [V2A-06], [V2A-07], [V2A-08]</w:t>
+        <w:t>(d) 參考文獻：[2A-03], [2A-06], [2A-07], [2A-08]</w:t>
+      </w:r>
+    </w:p>
+    <w:p>
+      <w:pPr>
+        <w:pStyle w:val="Heading2"/>
+      </w:pPr>
+      <w:r>
+        <w:rPr/>
+        <w:t xml:space="preserve">Open_Assumptions_2A</w:t>
+      </w:r>
+    </w:p>
+    <w:p>
+      <w:pPr/>
+      <w:r>
+        <w:rPr/>
+        <w:t xml:space="preserve">[OFT 獵物能量密度外推假設]：(a) 不確定性原因：澤蛙蝌蚪（5.4 kcal/g）、泥鰍（1.0 kcal/g）等能量密度值均引自文獻，未針對台灣本地族群進行直接測量；蝌蚪能量密度隨發育期顯著變化，本卷採用成熟蝌蚪估算可能高估 20–30%。(b) 保守假設值：所有能量密度採用文獻下界，OFT 計算中淨收益比（NPP）取保守低值（±15% 不確定性），以避免高估偏好強度。(c) 對下游卷影響：3A 高壓誘咬策略若依賴低能量密度獵物，則反射咬餌誘發閾值估算較為寬鬆，策略選擇上偏向速度型假餌。</w:t>
+      </w:r>
+    </w:p>
+    <w:p>
+      <w:pPr/>
+      <w:r>
+        <w:rPr/>
+        <w:t xml:space="preserve">[皮質醇記憶強化物種類比假設]：(a) 不確定性原因：端腦皮質醇記憶強化機制主要基於三文魚（Oncorhynchus mykiss）與斑馬魚（Danio rerio）研究，M. salmoides 無直接神經化學數據；釣壓→皮質醇→記憶鞏固路徑在 Centrarchidae 中未有直接驗證。(b) 保守假設值：皮質醇飆升閾值採用 &gt;150 ng/mL（文獻中最低有效值），記憶鞏固時間採用 24–48 hr（最短可能時窗），以避免高估魚類學習速度。(c) 對下游卷影響：3A 中高壓老魚的警戒重置時間估算可能低估；FIE 在台灣管理池的世代影響速度可能被 3A 低估。</w:t>
+      </w:r>
+    </w:p>
+    <w:p>
+      <w:pPr/>
+      <w:r>
+        <w:rPr/>
+        <w:t xml:space="preserve">[韋伯分數物種外推假設]：(a) 不確定性原因：韋伯分數 ΔI/I ≈ 0.05 來自 Centrarchidae 近親種對比度閾值文獻，M. salmoides 本身在不同溫度（台灣夏季高溫）下的視網膜靈敏度是否維持不變，缺乏直接實驗驗證。(b) 保守假設值：假設韋伯分數在 15–30°C 範圍內恆定為 0.05；對比度低於此閾值的假餌顏色方案一律視為無效。(c) 對下游卷影響：2C 假餌顏色選擇與攻擊角度映射中，基於此韋伯分數推導的最佳假餌顏色可能在南部高溫極端條件下（35°C）存在實際偏差。</w:t>
       </w:r>
     </w:p>
     <w:p>

--- a/2A_覓食偏好、印記與反射咬餌.docx
+++ b/2A_覓食偏好、印記與反射咬餌.docx
@@ -6806,6 +6806,13 @@
         </w:rPr>
         <w:t xml:space="preserve">28</w:t>
       </w:r>
+      <w:r>
+        <w:rPr>
+          <w:b w:val="0"/>
+          <w:i/>
+        </w:rPr>
+        <w:t>（Scope Note：此段僅用於辨別「非 OFT 覓食性攻擊」與「繁殖領域防衛攻擊」之觸發差異；完整繁殖行為分析見卷 4A/4B）</w:t>
+      </w:r>
     </w:p>
     <w:p>
       <w:pPr>
@@ -9800,7 +9807,7 @@
           <w:color w:val="1f1f1f"/>
           <w:rtl w:val="0"/>
         </w:rPr>
-        <w:t>[2A-01]：台灣北部水體（pH 4.5-5.5）由於高嶺石絮凝作用，表現出快速的濁度恢復（48-72小時），而南部水體（pH 6.5-7.5）由於極端的負 Zeta 電位排斥，經歷長時間的濁度（14-30天），從根本上改變了視覺狩獵窗口。[信心等級：高]。</w:t>
+        <w:t>V2A-01：台灣北部水體（pH 4.5-5.5）由於高嶺石絮凝作用，表現出快速的濁度恢復（48-72小時），而南部水體（pH 6.5-7.5）由於極端的負 Zeta 電位排斥，經歷長時間的濁度（14-30天），從根本上改變了視覺狩獵窗口。[信心等級：高]。</w:t>
       </w:r>
     </w:p>
     <w:p>
@@ -9825,7 +9832,7 @@
           <w:color w:val="1f1f1f"/>
           <w:rtl w:val="0"/>
         </w:rPr>
-        <w:t>[2A-02]：夏季淺水池缺乏曝氣與熱分層會導致底棲 Eh 崩跌至 -150 mV 以下，觸發劇毒硫化氫釋放（8.5 mg/L），並迫使黑鱸進入中層微氧避難所，引發完全的代謝 Lockjaw（關機狀態）。[信心等級：高]。</w:t>
+        <w:t>V2A-02：夏季淺水池缺乏曝氣與熱分層會導致底棲 Eh 崩跌至 -150 mV 以下，觸發劇毒硫化氫釋放（8.5 mg/L），並迫使黑鱸進入中層微氧避難所，引發完全的代謝 Lockjaw（關機狀態）。[信心等級：高]。</w:t>
       </w:r>
     </w:p>
     <w:p>
@@ -9850,7 +9857,7 @@
           <w:color w:val="1f1f1f"/>
           <w:rtl w:val="0"/>
         </w:rPr>
-        <w:t>[2A-03]：基於最佳覓食理論，大嘴黑鱸的理想獵物大小範圍為其總長度的 22% 至 29%（例如 350 mm 黑鱸為 77-101 mm）；超過此閾值會指數級增加處理時間與無氧白肌耗竭（LDH 飆升）。[信心等級：高]。</w:t>
+        <w:t>V2A-03：基於最佳覓食理論，大嘴黑鱸的理想獵物大小範圍為其總長度的 22% 至 29%（例如 350 mm 黑鱸為 77-101 mm）；超過此閾值會指數級增加處理時間與無氧白肌耗竭（LDH 飆升）。[信心等級：高]。</w:t>
       </w:r>
     </w:p>
     <w:p>
@@ -9875,7 +9882,7 @@
           <w:color w:val="1f1f1f"/>
           <w:rtl w:val="0"/>
         </w:rPr>
-        <w:t>[2A-04]：澤蛙蝌蚪 (</w:t>
+        <w:t>V2A-04：澤蛙蝌蚪 (Fejervarya limnocharis) 由於高熱量密度（乾重約 5.4 kcal/g）且無結構防禦，提供了最高的 OFT 效率；而鯽魚 (Carassius auratus) 由於深體型需要延長的、頭部朝前的處理時間，降低了效率。[信心等級：中]。</w:t>
       </w:r>
       <w:r>
         <w:rPr>
@@ -9885,15 +9892,13 @@
           <w:color w:val="1f1f1f"/>
           <w:rtl w:val="0"/>
         </w:rPr>
-        <w:t xml:space="preserve">Fejervarya limnocharis</w:t>
-      </w:r>
-      <w:r>
-        <w:rPr>
-          <w:rFonts w:ascii="Google Sans" w:cs="Google Sans" w:eastAsia="Google Sans" w:hAnsi="Google Sans"/>
-          <w:color w:val="1f1f1f"/>
-          <w:rtl w:val="0"/>
-        </w:rPr>
-        <w:t xml:space="preserve">) 由於高熱量密度（乾重約 5.4 kcal/g）且無結構防禦，提供了最高的 OFT 效率；而鯽魚 (</w:t>
+      </w:r>
+      <w:r>
+        <w:rPr>
+          <w:rFonts w:ascii="Google Sans" w:cs="Google Sans" w:eastAsia="Google Sans" w:hAnsi="Google Sans"/>
+          <w:color w:val="1f1f1f"/>
+          <w:rtl w:val="0"/>
+        </w:rPr>
       </w:r>
       <w:r>
         <w:rPr>
@@ -9903,15 +9908,13 @@
           <w:color w:val="1f1f1f"/>
           <w:rtl w:val="0"/>
         </w:rPr>
-        <w:t xml:space="preserve">Carassius auratus</w:t>
-      </w:r>
-      <w:r>
-        <w:rPr>
-          <w:rFonts w:ascii="Google Sans" w:cs="Google Sans" w:eastAsia="Google Sans" w:hAnsi="Google Sans"/>
-          <w:color w:val="1f1f1f"/>
-          <w:rtl w:val="0"/>
-        </w:rPr>
-        <w:t xml:space="preserve">) 由於深體型需要延長的、頭部朝前的處理時間，降低了效率。[信心等級：中]。</w:t>
+      </w:r>
+      <w:r>
+        <w:rPr>
+          <w:rFonts w:ascii="Google Sans" w:cs="Google Sans" w:eastAsia="Google Sans" w:hAnsi="Google Sans"/>
+          <w:color w:val="1f1f1f"/>
+          <w:rtl w:val="0"/>
+        </w:rPr>
       </w:r>
     </w:p>
     <w:p>
@@ -9936,7 +9939,7 @@
           <w:color w:val="1f1f1f"/>
           <w:rtl w:val="0"/>
         </w:rPr>
-        <w:t>[2A-05]：養殖的黑鱸經歷了嚴重的顆粒飼料印記，需要數週至數月的時間才能識別野生獵物，在此期間牠們依賴先天、未經計算的反射性攻擊，使其暫時極易受到垂直下沉的人工假餌的影響。[信心等級：高]。</w:t>
+        <w:t>V2A-05：養殖的黑鱸經歷了嚴重的顆粒飼料印記，需要數週至數月的時間才能識別野生獵物，在此期間牠們依賴先天、未經計算的反射性攻擊，使其暫時極易受到垂直下沉的人工假餌的影響。[信心等級：高]。</w:t>
       </w:r>
     </w:p>
     <w:p>
@@ -9961,7 +9964,7 @@
           <w:color w:val="1f1f1f"/>
           <w:rtl w:val="0"/>
         </w:rPr>
-        <w:t>[2A-06]：急性釣魚壓力引發極端的皮質醇飆升（&gt;150 ng/mL），在端腦中迅速鞏固對假餌的負面情節記憶，推動漁業誘發演化 (FIE) 朝向具有先天假餌迴避與過度警覺的族群發展。[信心等級：高]。</w:t>
+        <w:t>V2A-06：急性釣魚壓力引發極端的皮質醇飆升（&gt;150 ng/mL），在端腦中迅速鞏固對假餌的負面情節記憶，推動漁業誘發演化 (FIE) 朝向具有先天假餌迴避與過度警覺的族群發展。[信心等級：高]。</w:t>
       </w:r>
     </w:p>
     <w:p>
@@ -9986,7 +9989,7 @@
           <w:color w:val="1f1f1f"/>
           <w:rtl w:val="0"/>
         </w:rPr>
-        <w:t>[2A-07]：真骨魚類的視頂蓋（上丘）繞過較慢的視覺皮層，在 30-50 ms 內處理快速的視覺瞬變，使反射性攻擊與認知飽足和飢餓狀態脫鉤。[信心等級：高]。</w:t>
+        <w:t>V2A-07：真骨魚類的視頂蓋（上丘）繞過較慢的視覺皮層，在 30-50 ms 內處理快速的視覺瞬變，使反射性攻擊與認知飽足和飢餓狀態脫鉤。[信心等級：高]。</w:t>
       </w:r>
     </w:p>
     <w:p>
@@ -10011,7 +10014,7 @@
           <w:color w:val="1f1f1f"/>
           <w:rtl w:val="0"/>
         </w:rPr>
-        <w:t>[2A-08]：為了觸發非自願的皮層下反射性攻擊並防止皮層否決，假餌必須以 1.5 至 1.8 m/s 的最小線性速度閾值穿過黑鱸的雙眼攻擊窗口。[信心等級：高]。</w:t>
+        <w:t>V2A-08：為了觸發非自願的皮層下反射性攻擊並防止皮層否決，假餌必須以 1.5 至 1.8 m/s 的最小線性速度閾值穿過黑鱸的雙眼攻擊窗口。[信心等級：高]。</w:t>
       </w:r>
     </w:p>
     <w:p>
@@ -10036,7 +10039,7 @@
           <w:color w:val="1f1f1f"/>
           <w:rtl w:val="0"/>
         </w:rPr>
-        <w:t>[2A-09]：北部腐植酸水域由 CDOM 主導，呈指數級吸收藍光/紫外光；而南部優養化水域由微囊藻主導，其藻藍蛋白專門在 620 nm 處吸收紅光。[信心等級：高]。</w:t>
+        <w:t>V2A-09：北部腐植酸水域由 CDOM 主導，呈指數級吸收藍光/紫外光；而南部優養化水域由微囊藻主導，其藻藍蛋白專門在 620 nm 處吸收紅光。[信心等級：高]。</w:t>
       </w:r>
     </w:p>
     <w:p>
@@ -10061,7 +10064,7 @@
           <w:color w:val="1f1f1f"/>
           <w:rtl w:val="0"/>
         </w:rPr>
-        <w:t>[2A-10]：大嘴黑鱸是二色視覺動物，擁有峰值在 535 nm（綠色）的單錐細胞、614 nm（紅色）的雙錐細胞，以及 528 nm 的視桿細胞；牠們完全缺乏短波長（藍色）的視錐細胞。[信心等級：高]。</w:t>
+        <w:t>V2A-10：大嘴黑鱸是二色視覺動物，擁有峰值在 535 nm（綠色）的單錐細胞、614 nm（紅色）的雙錐細胞，以及 528 nm 的視桿細胞；牠們完全缺乏短波長（藍色）的視錐細胞。[信心等級：高]。</w:t>
       </w:r>
     </w:p>
     <w:p>
@@ -10086,99 +10089,33 @@
           <w:color w:val="1f1f1f"/>
           <w:rtl w:val="0"/>
         </w:rPr>
-        <w:t>[2A-11]：根據韋伯定律，黑鱸要將假餌與背景空間光區分開來，其特定視覺敏感波段內的最小光譜對比度閾值 (</w:t>
-      </w:r>
-      <w:r>
-        <w:rPr>
-          <w:rFonts w:ascii="Google Sans" w:cs="Google Sans" w:eastAsia="Google Sans" w:hAnsi="Google Sans"/>
-          <w:color w:val="1f1f1f"/>
-        </w:rPr>
-        <w:drawing>
-          <wp:inline distB="19050" distT="19050" distL="19050" distR="19050">
-            <wp:extent cx="622548" cy="220286"/>
-            <wp:effectExtent b="0" l="0" r="0" t="0"/>
-            <wp:docPr id="10" name="image11.png"/>
-            <a:graphic>
-              <a:graphicData uri="http://schemas.openxmlformats.org/drawingml/2006/picture">
-                <pic:pic>
-                  <pic:nvPicPr>
-                    <pic:cNvPr id="0" name="image11.png"/>
-                    <pic:cNvPicPr preferRelativeResize="0"/>
-                  </pic:nvPicPr>
-                  <pic:blipFill>
-                    <a:blip r:embed="rId33"/>
-                    <a:srcRect b="0" l="0" r="0" t="0"/>
-                    <a:stretch>
-                      <a:fillRect/>
-                    </a:stretch>
-                  </pic:blipFill>
-                  <pic:spPr>
-                    <a:xfrm>
-                      <a:off x="0" y="0"/>
-                      <a:ext cx="622548" cy="220286"/>
-                    </a:xfrm>
-                    <a:prstGeom prst="rect"/>
-                    <a:ln/>
-                  </pic:spPr>
-                </pic:pic>
-              </a:graphicData>
-            </a:graphic>
-          </wp:inline>
-        </w:drawing>
-      </w:r>
-      <w:r>
-        <w:rPr>
-          <w:rFonts w:ascii="Google Sans" w:cs="Google Sans" w:eastAsia="Google Sans" w:hAnsi="Google Sans"/>
-          <w:color w:val="1f1f1f"/>
-          <w:rtl w:val="0"/>
-        </w:rPr>
-        <w:t xml:space="preserve">) 需要大約 0.05（5% 強度差異）的韋伯分數 (</w:t>
-      </w:r>
-      <w:r>
-        <w:rPr>
-          <w:rFonts w:ascii="Google Sans" w:cs="Google Sans" w:eastAsia="Google Sans" w:hAnsi="Google Sans"/>
-          <w:color w:val="1f1f1f"/>
-        </w:rPr>
-        <w:drawing>
-          <wp:inline distB="19050" distT="19050" distL="19050" distR="19050">
-            <wp:extent cx="121295" cy="223930"/>
-            <wp:effectExtent b="0" l="0" r="0" t="0"/>
-            <wp:docPr id="36" name="image7.png"/>
-            <a:graphic>
-              <a:graphicData uri="http://schemas.openxmlformats.org/drawingml/2006/picture">
-                <pic:pic>
-                  <pic:nvPicPr>
-                    <pic:cNvPr id="0" name="image7.png"/>
-                    <pic:cNvPicPr preferRelativeResize="0"/>
-                  </pic:nvPicPr>
-                  <pic:blipFill>
-                    <a:blip r:embed="rId16"/>
-                    <a:srcRect b="0" l="0" r="0" t="0"/>
-                    <a:stretch>
-                      <a:fillRect/>
-                    </a:stretch>
-                  </pic:blipFill>
-                  <pic:spPr>
-                    <a:xfrm>
-                      <a:off x="0" y="0"/>
-                      <a:ext cx="121295" cy="223930"/>
-                    </a:xfrm>
-                    <a:prstGeom prst="rect"/>
-                    <a:ln/>
-                  </pic:spPr>
-                </pic:pic>
-              </a:graphicData>
-            </a:graphic>
-          </wp:inline>
-        </w:drawing>
-      </w:r>
-      <w:r>
-        <w:rPr>
-          <w:rFonts w:ascii="Google Sans" w:cs="Google Sans" w:eastAsia="Google Sans" w:hAnsi="Google Sans"/>
-          <w:color w:val="1f1f1f"/>
-          <w:rtl w:val="0"/>
-        </w:rPr>
-        <w:t xml:space="preserve">)。[信心等級：高]。</w:t>
+        <w:t>V2A-11：根據韋伯定律，黑鱸要將假餌與背景空間光區分開來，其特定視覺敏感波段內的最小光譜對比度閾值 () 需要大約 0.05（5% 強度差異）的韋伯分數 ()。[信心等級：高]。</w:t>
+      </w:r>
+      <w:r>
+        <w:rPr>
+          <w:rFonts w:ascii="Google Sans" w:cs="Google Sans" w:eastAsia="Google Sans" w:hAnsi="Google Sans"/>
+          <w:color w:val="1f1f1f"/>
+        </w:rPr>
+      </w:r>
+      <w:r>
+        <w:rPr>
+          <w:rFonts w:ascii="Google Sans" w:cs="Google Sans" w:eastAsia="Google Sans" w:hAnsi="Google Sans"/>
+          <w:color w:val="1f1f1f"/>
+          <w:rtl w:val="0"/>
+        </w:rPr>
+      </w:r>
+      <w:r>
+        <w:rPr>
+          <w:rFonts w:ascii="Google Sans" w:cs="Google Sans" w:eastAsia="Google Sans" w:hAnsi="Google Sans"/>
+          <w:color w:val="1f1f1f"/>
+        </w:rPr>
+      </w:r>
+      <w:r>
+        <w:rPr>
+          <w:rFonts w:ascii="Google Sans" w:cs="Google Sans" w:eastAsia="Google Sans" w:hAnsi="Google Sans"/>
+          <w:color w:val="1f1f1f"/>
+          <w:rtl w:val="0"/>
+        </w:rPr>
       </w:r>
     </w:p>
     <w:p>
@@ -10515,7 +10452,7 @@
           <w:color w:val="1f1f1f"/>
           <w:rtl w:val="0"/>
         </w:rPr>
-        <w:t>(d) 參考文獻：[2A-09], [2A-10], [2A-11]</w:t>
+        <w:t>(d) 參考文獻：V2A-09, V2A-10, V2A-11</w:t>
       </w:r>
     </w:p>
     <w:p>
@@ -10640,7 +10577,7 @@
           <w:color w:val="1f1f1f"/>
           <w:rtl w:val="0"/>
         </w:rPr>
-        <w:t>(d) 參考文獻：[2A-03], [2A-06], [2A-07], [2A-08]</w:t>
+        <w:t>(d) 參考文獻：V2A-03, V2A-06, V2A-07, V2A-08</w:t>
       </w:r>
     </w:p>
     <w:p>
